--- a/kkb_08052026.docx
+++ b/kkb_08052026.docx
@@ -37,7 +37,7 @@
           <w:sz w:val="18"/>
           <w:szCs w:val="18"/>
         </w:rPr>
-        <w:t xml:space="preserve">800 Poplar Creek Road • Oliver Springs, TN 37840 • (865) 742-9443 • </w:t>
+        <w:t xml:space="preserve">Oliver Springs, TN 37840 • (865) 742-9443 • </w:t>
       </w:r>
       <w:hyperlink r:id="rId2">
         <w:r>
@@ -50,6 +50,66 @@
           <w:t>kimberly.broughton@gmail.com</w:t>
         </w:r>
       </w:hyperlink>
+      <w:r>
+        <w:rPr>
+          <w:rStyle w:val="InternetLink"/>
+          <w:rFonts w:cs="Arial" w:ascii="Arial" w:hAnsi="Arial"/>
+          <w:sz w:val="18"/>
+          <w:szCs w:val="18"/>
+        </w:rPr>
+        <w:t xml:space="preserve"> • </w:t>
+      </w:r>
+      <w:hyperlink r:id="rId3">
+        <w:r>
+          <w:rPr>
+            <w:rStyle w:val="InternetLink"/>
+            <w:rFonts w:cs="Arial" w:ascii="Arial" w:hAnsi="Arial"/>
+            <w:sz w:val="18"/>
+            <w:szCs w:val="18"/>
+          </w:rPr>
+          <w:t>LinkedIn</w:t>
+        </w:r>
+      </w:hyperlink>
+      <w:r>
+        <w:rPr>
+          <w:rStyle w:val="InternetLink"/>
+          <w:rFonts w:cs="Arial" w:ascii="Arial" w:hAnsi="Arial"/>
+          <w:sz w:val="18"/>
+          <w:szCs w:val="18"/>
+        </w:rPr>
+        <w:t xml:space="preserve"> • </w:t>
+      </w:r>
+      <w:hyperlink r:id="rId4">
+        <w:r>
+          <w:rPr>
+            <w:rStyle w:val="InternetLink"/>
+            <w:rFonts w:cs="Arial" w:ascii="Arial" w:hAnsi="Arial"/>
+            <w:sz w:val="18"/>
+            <w:szCs w:val="18"/>
+          </w:rPr>
+          <w:t>Github</w:t>
+        </w:r>
+      </w:hyperlink>
+      <w:r>
+        <w:rPr>
+          <w:rStyle w:val="InternetLink"/>
+          <w:rFonts w:cs="Arial" w:ascii="Arial" w:hAnsi="Arial"/>
+          <w:sz w:val="18"/>
+          <w:szCs w:val="18"/>
+        </w:rPr>
+        <w:t xml:space="preserve"> • </w:t>
+      </w:r>
+      <w:hyperlink r:id="rId5">
+        <w:r>
+          <w:rPr>
+            <w:rStyle w:val="InternetLink"/>
+            <w:rFonts w:cs="Arial" w:ascii="Arial" w:hAnsi="Arial"/>
+            <w:sz w:val="18"/>
+            <w:szCs w:val="18"/>
+          </w:rPr>
+          <w:t>Portfolio</w:t>
+        </w:r>
+      </w:hyperlink>
     </w:p>
     <w:p>
       <w:pPr>
@@ -165,7 +225,29 @@
           <w:szCs w:val="20"/>
           <w:u w:val="none"/>
         </w:rPr>
-        <w:t>Sole architect and lead developer of NASA Earthdata Pub Overview and Forms applications being used by all DAACs for all Data Producers. Official NASA 'Inventor' of 'Earthdata Pub' (NASA Case No. GSC-18, 612-1)</w:t>
+        <w:t xml:space="preserve">Sole architect and lead developer of NASA Earthdata Pub Overview and Forms applications used by all </w:t>
+      </w:r>
+      <w:r>
+        <w:rPr>
+          <w:rFonts w:cs="Arial" w:ascii="Arial" w:hAnsi="Arial"/>
+          <w:b/>
+          <w:color w:val="222222"/>
+          <w:sz w:val="20"/>
+          <w:szCs w:val="20"/>
+          <w:u w:val="none"/>
+        </w:rPr>
+        <w:t xml:space="preserve">12 NASA </w:t>
+      </w:r>
+      <w:r>
+        <w:rPr>
+          <w:rFonts w:cs="Arial" w:ascii="Arial" w:hAnsi="Arial"/>
+          <w:b/>
+          <w:color w:val="222222"/>
+          <w:sz w:val="20"/>
+          <w:szCs w:val="20"/>
+          <w:u w:val="none"/>
+        </w:rPr>
+        <w:t>DAACs for all Data Producers. Official NASA "Inventor" of Earthdata Pub (NASA Case No. GSC-18, 612-1).</w:t>
         <w:br/>
       </w:r>
       <w:r>
@@ -754,7 +836,23 @@
           <w:sz w:val="20"/>
           <w:szCs w:val="20"/>
         </w:rPr>
-        <w:t xml:space="preserve"> DUO AI, GitHub Copilot</w:t>
+        <w:t xml:space="preserve"> </w:t>
+      </w:r>
+      <w:r>
+        <w:rPr>
+          <w:rFonts w:cs="Arial"/>
+          <w:sz w:val="20"/>
+          <w:szCs w:val="20"/>
+        </w:rPr>
+        <w:t xml:space="preserve">Cline, </w:t>
+      </w:r>
+      <w:r>
+        <w:rPr>
+          <w:rFonts w:cs="Arial"/>
+          <w:sz w:val="20"/>
+          <w:szCs w:val="20"/>
+        </w:rPr>
+        <w:t>DUO AI, GitHub Copilot</w:t>
         <w:br/>
       </w:r>
       <w:r>
@@ -1237,7 +1335,14 @@
           <w:rFonts w:cs="Arial" w:ascii="Arial" w:hAnsi="Arial"/>
           <w:b/>
         </w:rPr>
-        <w:t>04/18 – 08/26</w:t>
+        <w:t xml:space="preserve">04/18 – </w:t>
+      </w:r>
+      <w:r>
+        <w:rPr>
+          <w:rFonts w:cs="Arial" w:ascii="Arial" w:hAnsi="Arial"/>
+          <w:b/>
+        </w:rPr>
+        <w:t>Present</w:t>
       </w:r>
     </w:p>
     <w:p>
@@ -1272,7 +1377,7 @@
         <w:rPr>
           <w:rFonts w:cs="Arial" w:ascii="Arial" w:hAnsi="Arial"/>
         </w:rPr>
-        <w:t>Developing in: AWS Cloud, Python, JavaScript (above frameworks and DevOps), SQLAlchemy, GraphQL, Perl, HTML, CSS, SQL, Drupal, DBVisualizer, VSCode</w:t>
+        <w:t>Developing in: Python, JavaScript (above frameworks and DevOps), SQLAlchemy, GraphQL, AWS Cloud, Perl, HTML, CSS, SQL, Drupal, DBVisualizer, VSCode</w:t>
       </w:r>
     </w:p>
     <w:p>
@@ -1293,9 +1398,16 @@
           <w:rFonts w:cs="Arial" w:ascii="Arial" w:hAnsi="Arial"/>
           <w:color w:val="222222"/>
         </w:rPr>
-        <w:t xml:space="preserve">Repurposed NASA's Cumulus Dashboard to create </w:t>
-      </w:r>
-      <w:hyperlink r:id="rId3">
+        <w:t xml:space="preserve">Repurposed NASA's Cumulus Dashboard </w:t>
+      </w:r>
+      <w:r>
+        <w:rPr>
+          <w:rFonts w:cs="Arial" w:ascii="Arial" w:hAnsi="Arial"/>
+          <w:color w:val="222222"/>
+        </w:rPr>
+        <w:t xml:space="preserve">into the </w:t>
+      </w:r>
+      <w:hyperlink r:id="rId6">
         <w:r>
           <w:rPr>
             <w:rStyle w:val="InternetLink"/>
@@ -1310,9 +1422,16 @@
           <w:rFonts w:cs="Arial" w:ascii="Arial" w:hAnsi="Arial"/>
           <w:color w:val="222222"/>
         </w:rPr>
-        <w:t xml:space="preserve"> for use of my </w:t>
-      </w:r>
-      <w:hyperlink r:id="rId4">
+        <w:t xml:space="preserve"> </w:t>
+      </w:r>
+      <w:r>
+        <w:rPr>
+          <w:rFonts w:cs="Arial" w:ascii="Arial" w:hAnsi="Arial"/>
+          <w:color w:val="222222"/>
+        </w:rPr>
+        <w:t xml:space="preserve">powering my </w:t>
+      </w:r>
+      <w:hyperlink r:id="rId7">
         <w:r>
           <w:rPr>
             <w:rStyle w:val="InternetLink"/>
@@ -1329,7 +1448,7 @@
         </w:rPr>
         <w:t xml:space="preserve"> and </w:t>
       </w:r>
-      <w:hyperlink r:id="rId5">
+      <w:hyperlink r:id="rId8">
         <w:r>
           <w:rPr>
             <w:rStyle w:val="InternetLink"/>
@@ -1344,7 +1463,14 @@
           <w:rFonts w:cs="Arial" w:ascii="Arial" w:hAnsi="Arial"/>
           <w:color w:val="222222"/>
         </w:rPr>
-        <w:t xml:space="preserve"> applications (Vue, React). The public version of the Earthdata Pub Suite of Products can only be used by NASA and data producers via login and password</w:t>
+        <w:t xml:space="preserve"> applications (Vue, React) </w:t>
+      </w:r>
+      <w:r>
+        <w:rPr>
+          <w:rFonts w:cs="Arial" w:ascii="Arial" w:hAnsi="Arial"/>
+          <w:color w:val="222222"/>
+        </w:rPr>
+        <w:t>serving all 12 NASA DAACs and hundreds of data producers</w:t>
       </w:r>
     </w:p>
     <w:p>
@@ -1389,25 +1515,32 @@
           <w:rFonts w:cs="Arial" w:ascii="Arial" w:hAnsi="Arial"/>
           <w:color w:val="222222"/>
         </w:rPr>
-        <w:t xml:space="preserve">Assisted in refactor of </w:t>
-      </w:r>
-      <w:hyperlink r:id="rId6">
+        <w:t xml:space="preserve">Assisted in refactoring and expansion of River Function Indicator Questionnaire (RFIQ) to </w:t>
+      </w:r>
+      <w:r>
+        <w:rPr>
+          <w:rFonts w:cs="Arial" w:ascii="Arial" w:hAnsi="Arial"/>
+          <w:color w:val="222222"/>
+        </w:rPr>
+        <w:t xml:space="preserve">a generalized </w:t>
+      </w:r>
+      <w:r>
+        <w:rPr>
+          <w:rFonts w:cs="Arial" w:ascii="Arial" w:hAnsi="Arial"/>
+          <w:color w:val="222222"/>
+        </w:rPr>
+        <w:t xml:space="preserve"> </w:t>
+      </w:r>
+      <w:hyperlink r:id="rId9">
         <w:r>
           <w:rPr>
             <w:rStyle w:val="InternetLink"/>
             <w:rFonts w:cs="Arial" w:ascii="Arial" w:hAnsi="Arial"/>
             <w:color w:val="222222"/>
           </w:rPr>
-          <w:t>web toolkit</w:t>
+          <w:t>Environmental Decision Support Toolkit</w:t>
         </w:r>
       </w:hyperlink>
-      <w:r>
-        <w:rPr>
-          <w:rFonts w:cs="Arial" w:ascii="Arial" w:hAnsi="Arial"/>
-          <w:color w:val="222222"/>
-        </w:rPr>
-        <w:t xml:space="preserve"> used for evaluating hydropower</w:t>
-      </w:r>
     </w:p>
     <w:p>
       <w:pPr>
@@ -1430,7 +1563,7 @@
           <w:rFonts w:cs="Arial" w:ascii="Arial" w:hAnsi="Arial"/>
           <w:color w:val="222222"/>
         </w:rPr>
-        <w:t>Implemented a new modularized web application called MyWorkSpace as a new data order system to improve users download options</w:t>
+        <w:t>Designed and implemented MyWorkSpace, a modular data order application expanding user download options</w:t>
       </w:r>
     </w:p>
     <w:p>
@@ -1454,7 +1587,7 @@
           <w:rFonts w:cs="Arial" w:ascii="Arial" w:hAnsi="Arial"/>
           <w:color w:val="222222"/>
         </w:rPr>
-        <w:t>Was 1 of 3 developers who implemented a new Ingest Dashboard for all ingest related tasks specific to the ORNL DAAC. MVP now out. This is intended to interface with Earthdata Pub to perform Quality Assurance tasks and full automation</w:t>
+        <w:t>Was 1 of 3 developers who delivered an Ingest Dashboard for ORNL DAAC ingest operations (MVP live), architected to interface with Earthdata Pub for QA and full automation</w:t>
       </w:r>
     </w:p>
     <w:p>
@@ -1502,7 +1635,7 @@
           <w:rFonts w:cs="Arial" w:ascii="Arial" w:hAnsi="Arial"/>
           <w:color w:val="222222"/>
         </w:rPr>
-        <w:t>Refactored sites and scripts from perl to python, using an efficient templating system</w:t>
+        <w:t>Refactored sites and scripts from Perl to Python using an efficient templating system</w:t>
       </w:r>
     </w:p>
     <w:p>
@@ -1550,7 +1683,7 @@
           <w:rFonts w:cs="Arial" w:ascii="Arial" w:hAnsi="Arial"/>
           <w:color w:val="222222"/>
         </w:rPr>
-        <w:t>The importing and exporting of metadata in multiple formats</w:t>
+        <w:t>Implemented metadata import/export pipelines supporting multiple formats and standards</w:t>
       </w:r>
     </w:p>
     <w:p>
@@ -1677,7 +1810,7 @@
           <w:rFonts w:cs="Arial" w:ascii="Arial" w:hAnsi="Arial"/>
           <w:color w:val="222222"/>
         </w:rPr>
-        <w:t>Designed and implemented administrative software system to replace data processing department</w:t>
+        <w:t>Designed and implemented administrative software system to replace the entire data processing department</w:t>
       </w:r>
     </w:p>
     <w:p>
@@ -1701,7 +1834,7 @@
           <w:rFonts w:cs="Arial" w:ascii="Arial" w:hAnsi="Arial"/>
           <w:color w:val="222222"/>
         </w:rPr>
-        <w:t>Streamlined and automated publishing workflows of processes reducing hours of manual work to a single button click while virtually eliminating all errors improving company costs</w:t>
+        <w:t>Automated publishing workflows, reducing hours of manual work to a single button click while virtually eliminating errors and improving company costs</w:t>
       </w:r>
     </w:p>
     <w:p>
@@ -1725,7 +1858,7 @@
           <w:rFonts w:cs="Arial" w:ascii="Arial" w:hAnsi="Arial"/>
           <w:color w:val="222222"/>
         </w:rPr>
-        <w:t>Importing and Exporting of data in multiple formats for data standardization</w:t>
+        <w:t>Standardized data across multiple formats via automated import/export pipelines</w:t>
       </w:r>
     </w:p>
     <w:p>
@@ -1749,7 +1882,7 @@
           <w:rFonts w:cs="Arial" w:ascii="Arial" w:hAnsi="Arial"/>
           <w:color w:val="222222"/>
         </w:rPr>
-        <w:t>Automated tasks via scripts in multiple environments in multiple languages</w:t>
+        <w:t>Automated tasks via scripts across multiple environments and languages</w:t>
       </w:r>
     </w:p>
     <w:p>
@@ -1773,7 +1906,7 @@
           <w:rFonts w:cs="Arial" w:ascii="Arial" w:hAnsi="Arial"/>
           <w:color w:val="222222"/>
         </w:rPr>
-        <w:t>Performing maintenance, feature and framework improvements of custom web sites, publication web sites and company sites</w:t>
+        <w:t>Maintained and enhanced custom, publication, and company web platforms with feature and framework improvements</w:t>
       </w:r>
     </w:p>
     <w:p>
@@ -1878,7 +2011,7 @@
           <w:rFonts w:cs="Arial" w:ascii="Arial" w:hAnsi="Arial"/>
           <w:color w:val="222222"/>
         </w:rPr>
-        <w:t>Performed Vocational Rehabilitation program updates affecting all agencies statewide</w:t>
+        <w:t>Implemented Vocational Rehabilitation program updates affecting all agencies statewide</w:t>
       </w:r>
     </w:p>
     <w:p>
@@ -1902,7 +2035,7 @@
           <w:rFonts w:cs="Arial" w:ascii="Arial" w:hAnsi="Arial"/>
           <w:color w:val="222222"/>
         </w:rPr>
-        <w:t>Created custom queries and scripts for agency end users</w:t>
+        <w:t>Created custom queries and scripts enabling agency end users to access timely reporting data</w:t>
       </w:r>
     </w:p>
     <w:p>
@@ -1926,7 +2059,7 @@
           <w:rFonts w:cs="Arial" w:ascii="Arial" w:hAnsi="Arial"/>
           <w:color w:val="222222"/>
         </w:rPr>
-        <w:t>Unit testing Vocational Rehabilitation program updates for developers statewide</w:t>
+        <w:t>Performed unit testing for statewide Vocational Rehabilitation program updates supporting developers across the state</w:t>
       </w:r>
     </w:p>
     <w:p>
@@ -1950,7 +2083,7 @@
           <w:rFonts w:cs="Arial" w:ascii="Arial" w:hAnsi="Arial"/>
           <w:color w:val="222222"/>
         </w:rPr>
-        <w:t>Prepared reference documentation for users by writing operating instructions</w:t>
+        <w:t>Wrote operating instructions and reference documentation for end users</w:t>
       </w:r>
     </w:p>
     <w:p>
@@ -2063,7 +2196,7 @@
           <w:rFonts w:cs="Arial" w:ascii="Arial" w:hAnsi="Arial"/>
           <w:color w:val="222222"/>
         </w:rPr>
-        <w:t>Assisted in maintaining database operations at peak performance, protect secured information, and maintain integrity of data</w:t>
+        <w:t>Maintained database operations at peak performance, protecting secured information and ensuring data integrity</w:t>
       </w:r>
     </w:p>
     <w:p>
@@ -2087,7 +2220,7 @@
           <w:rFonts w:cs="Arial" w:ascii="Arial" w:hAnsi="Arial"/>
           <w:color w:val="222222"/>
         </w:rPr>
-        <w:t>Created daily jobs and import / export routines to route in and out a large amount of data</w:t>
+        <w:t>Built daily jobs and import/export routines routing high-volume data in and out of production systems</w:t>
       </w:r>
     </w:p>
     <w:p>
@@ -2111,7 +2244,7 @@
           <w:rFonts w:cs="Arial" w:ascii="Arial" w:hAnsi="Arial"/>
           <w:color w:val="222222"/>
         </w:rPr>
-        <w:t>Created custom queries and reports for the purpose of providing timely and accurate information to end users</w:t>
+        <w:t>Created custom queries and reports providing timely and accurate information to end users</w:t>
       </w:r>
     </w:p>
     <w:p>
@@ -2135,7 +2268,7 @@
           <w:rFonts w:cs="Arial" w:ascii="Arial" w:hAnsi="Arial"/>
           <w:color w:val="222222"/>
         </w:rPr>
-        <w:t>Prepared reference for users by writing operating instructions.</w:t>
+        <w:t>Wrote operating instructions and reference documentation for users</w:t>
       </w:r>
     </w:p>
     <w:p>
@@ -2243,7 +2376,7 @@
         <w:rPr>
           <w:rFonts w:cs="Arial" w:ascii="Arial" w:hAnsi="Arial"/>
         </w:rPr>
-        <w:t>Designed Standard Form Sets / Notes according to doctor specialty</w:t>
+        <w:t>Indirectly led other EHR programmers on client-facing clinical software projects</w:t>
       </w:r>
     </w:p>
     <w:p>
@@ -2262,7 +2395,7 @@
         <w:rPr>
           <w:rFonts w:cs="Arial" w:ascii="Arial" w:hAnsi="Arial"/>
         </w:rPr>
-        <w:t>Worked with doctors directly to determine practice needs</w:t>
+        <w:t>Designed Standard Form Sets / Notes tailored to doctor specialty</w:t>
       </w:r>
     </w:p>
     <w:p>
@@ -2281,7 +2414,7 @@
         <w:rPr>
           <w:rFonts w:cs="Arial" w:ascii="Arial" w:hAnsi="Arial"/>
         </w:rPr>
-        <w:t>Indirectly managed other EHR programmers</w:t>
+        <w:t>Worked directly with doctors to determine practice needs and translate them into software solutions</w:t>
         <w:tab/>
       </w:r>
     </w:p>
@@ -2299,20 +2432,7 @@
         <w:rPr>
           <w:rFonts w:cs="Arial" w:ascii="Arial" w:hAnsi="Arial"/>
         </w:rPr>
-        <w:t>2</w:t>
-      </w:r>
-      <w:r>
-        <w:rPr>
-          <w:rFonts w:cs="Arial" w:ascii="Arial" w:hAnsi="Arial"/>
-          <w:vertAlign w:val="superscript"/>
-        </w:rPr>
-        <w:t>nd</w:t>
-      </w:r>
-      <w:r>
-        <w:rPr>
-          <w:rFonts w:cs="Arial" w:ascii="Arial" w:hAnsi="Arial"/>
-        </w:rPr>
-        <w:t xml:space="preserve"> Tier Product Support</w:t>
+        <w:t>Provided Tier 2 product support, resolving escalated client issues</w:t>
       </w:r>
     </w:p>
     <w:p>
@@ -2331,7 +2451,7 @@
         <w:rPr>
           <w:rFonts w:cs="Arial" w:ascii="Arial" w:hAnsi="Arial"/>
         </w:rPr>
-        <w:t>Documented and created instructional videos to train clients on Meaningful Use</w:t>
+        <w:t>Created documentation and instructional videos training clients on Meaningful Use compliance and adoption</w:t>
       </w:r>
     </w:p>
     <w:p>
@@ -2352,7 +2472,7 @@
         <w:rPr>
           <w:rFonts w:cs="Arial" w:ascii="Arial" w:hAnsi="Arial"/>
         </w:rPr>
-        <w:t>Performed HL7 Interface design and implementation as well as data conversions based on client needs</w:t>
+        <w:t>Implemented HL7 interfaces and data conversions based on client needs</w:t>
       </w:r>
     </w:p>
     <w:p>
@@ -2375,7 +2495,7 @@
         <w:rPr>
           <w:rFonts w:cs="Arial" w:ascii="Arial" w:hAnsi="Arial"/>
         </w:rPr>
-        <w:t>Designed interfaces and custom programs based on client needs both on back-end and front-end</w:t>
+        <w:t>Designed back-end and front-end interfaces and custom programs based on client needs</w:t>
       </w:r>
     </w:p>
     <w:p>
@@ -5466,6 +5586,14 @@
       <w:rFonts w:ascii="OpenSymbol;Arial Unicode MS" w:hAnsi="OpenSymbol;Arial Unicode MS" w:eastAsia="OpenSymbol;Arial Unicode MS" w:cs="OpenSymbol;Arial Unicode MS"/>
     </w:rPr>
   </w:style>
+  <w:style w:type="character" w:styleId="Emphasis">
+    <w:name w:val="Emphasis"/>
+    <w:qFormat/>
+    <w:rPr>
+      <w:i/>
+      <w:iCs/>
+    </w:rPr>
+  </w:style>
   <w:style w:type="paragraph" w:styleId="Heading">
     <w:name w:val="Heading"/>
     <w:basedOn w:val="Normal"/>

--- a/kkb_08052026.docx
+++ b/kkb_08052026.docx
@@ -87,7 +87,7 @@
             <w:sz w:val="18"/>
             <w:szCs w:val="18"/>
           </w:rPr>
-          <w:t>Github</w:t>
+          <w:t>GitHub</w:t>
         </w:r>
       </w:hyperlink>
       <w:r>
@@ -225,29 +225,7 @@
           <w:szCs w:val="20"/>
           <w:u w:val="none"/>
         </w:rPr>
-        <w:t xml:space="preserve">Sole architect and lead developer of NASA Earthdata Pub Overview and Forms applications used by all </w:t>
-      </w:r>
-      <w:r>
-        <w:rPr>
-          <w:rFonts w:cs="Arial" w:ascii="Arial" w:hAnsi="Arial"/>
-          <w:b/>
-          <w:color w:val="222222"/>
-          <w:sz w:val="20"/>
-          <w:szCs w:val="20"/>
-          <w:u w:val="none"/>
-        </w:rPr>
-        <w:t xml:space="preserve">12 NASA </w:t>
-      </w:r>
-      <w:r>
-        <w:rPr>
-          <w:rFonts w:cs="Arial" w:ascii="Arial" w:hAnsi="Arial"/>
-          <w:b/>
-          <w:color w:val="222222"/>
-          <w:sz w:val="20"/>
-          <w:szCs w:val="20"/>
-          <w:u w:val="none"/>
-        </w:rPr>
-        <w:t>DAACs for all Data Producers. Official NASA "Inventor" of Earthdata Pub (NASA Case No. GSC-18, 612-1).</w:t>
+        <w:t>Sole architect and lead developer of NASA Earthdata Pub Overview and Forms applications used by all 12 NASA DAACs and all Data Producers. Official NASA "Inventor" of Earthdata Pub (NASA Case No. GSC-18, 612-1).</w:t>
         <w:br/>
       </w:r>
       <w:r>
@@ -836,23 +814,7 @@
           <w:sz w:val="20"/>
           <w:szCs w:val="20"/>
         </w:rPr>
-        <w:t xml:space="preserve"> </w:t>
-      </w:r>
-      <w:r>
-        <w:rPr>
-          <w:rFonts w:cs="Arial"/>
-          <w:sz w:val="20"/>
-          <w:szCs w:val="20"/>
-        </w:rPr>
-        <w:t xml:space="preserve">Cline, </w:t>
-      </w:r>
-      <w:r>
-        <w:rPr>
-          <w:rFonts w:cs="Arial"/>
-          <w:sz w:val="20"/>
-          <w:szCs w:val="20"/>
-        </w:rPr>
-        <w:t>DUO AI, GitHub Copilot</w:t>
+        <w:t xml:space="preserve"> Cline, DUO AI, GitHub Copilot</w:t>
         <w:br/>
       </w:r>
       <w:r>
@@ -1312,13 +1274,13 @@
           <w:rFonts w:cs="Arial" w:ascii="Arial" w:hAnsi="Arial"/>
           <w:b/>
         </w:rPr>
-        <w:t xml:space="preserve">ORNL DAAC </w:t>
-      </w:r>
-      <w:r>
-        <w:rPr>
-          <w:rFonts w:cs="Arial" w:ascii="Arial" w:hAnsi="Arial"/>
-        </w:rPr>
-        <w:t xml:space="preserve">– Oak Ridge, TN         </w:t>
+        <w:t xml:space="preserve">NASA / ORNL DAAC </w:t>
+      </w:r>
+      <w:r>
+        <w:rPr>
+          <w:rFonts w:cs="Arial" w:ascii="Arial" w:hAnsi="Arial"/>
+        </w:rPr>
+        <w:t xml:space="preserve">– Oak Ridge, TN  </w:t>
         <w:tab/>
         <w:t xml:space="preserve">        </w:t>
         <w:tab/>
@@ -1335,14 +1297,7 @@
           <w:rFonts w:cs="Arial" w:ascii="Arial" w:hAnsi="Arial"/>
           <w:b/>
         </w:rPr>
-        <w:t xml:space="preserve">04/18 – </w:t>
-      </w:r>
-      <w:r>
-        <w:rPr>
-          <w:rFonts w:cs="Arial" w:ascii="Arial" w:hAnsi="Arial"/>
-          <w:b/>
-        </w:rPr>
-        <w:t>Present</w:t>
+        <w:t>04/18 – Present</w:t>
       </w:r>
     </w:p>
     <w:p>
@@ -1377,7 +1332,7 @@
         <w:rPr>
           <w:rFonts w:cs="Arial" w:ascii="Arial" w:hAnsi="Arial"/>
         </w:rPr>
-        <w:t>Developing in: Python, JavaScript (above frameworks and DevOps), SQLAlchemy, GraphQL, AWS Cloud, Perl, HTML, CSS, SQL, Drupal, DBVisualizer, VSCode</w:t>
+        <w:t>Developed in: Python, JavaScript (above frameworks and DevOps), SQLAlchemy, GraphQL, AWS Cloud, Perl, HTML, CSS, SQL, Drupal, DBVisualizer, VS Code</w:t>
       </w:r>
     </w:p>
     <w:p>
@@ -1398,14 +1353,7 @@
           <w:rFonts w:cs="Arial" w:ascii="Arial" w:hAnsi="Arial"/>
           <w:color w:val="222222"/>
         </w:rPr>
-        <w:t xml:space="preserve">Repurposed NASA's Cumulus Dashboard </w:t>
-      </w:r>
-      <w:r>
-        <w:rPr>
-          <w:rFonts w:cs="Arial" w:ascii="Arial" w:hAnsi="Arial"/>
-          <w:color w:val="222222"/>
-        </w:rPr>
-        <w:t xml:space="preserve">into the </w:t>
+        <w:t xml:space="preserve">Repurposed NASA's Cumulus Dashboard into the </w:t>
       </w:r>
       <w:hyperlink r:id="rId6">
         <w:r>
@@ -1422,14 +1370,7 @@
           <w:rFonts w:cs="Arial" w:ascii="Arial" w:hAnsi="Arial"/>
           <w:color w:val="222222"/>
         </w:rPr>
-        <w:t xml:space="preserve"> </w:t>
-      </w:r>
-      <w:r>
-        <w:rPr>
-          <w:rFonts w:cs="Arial" w:ascii="Arial" w:hAnsi="Arial"/>
-          <w:color w:val="222222"/>
-        </w:rPr>
-        <w:t xml:space="preserve">powering my </w:t>
+        <w:t xml:space="preserve"> powering my </w:t>
       </w:r>
       <w:hyperlink r:id="rId7">
         <w:r>
@@ -1463,14 +1404,7 @@
           <w:rFonts w:cs="Arial" w:ascii="Arial" w:hAnsi="Arial"/>
           <w:color w:val="222222"/>
         </w:rPr>
-        <w:t xml:space="preserve"> applications (Vue, React) </w:t>
-      </w:r>
-      <w:r>
-        <w:rPr>
-          <w:rFonts w:cs="Arial" w:ascii="Arial" w:hAnsi="Arial"/>
-          <w:color w:val="222222"/>
-        </w:rPr>
-        <w:t>serving all 12 NASA DAACs and hundreds of data producers</w:t>
+        <w:t xml:space="preserve"> applications (Vue, React) serving all 12 NASA DAACs and all data producers</w:t>
       </w:r>
     </w:p>
     <w:p>
@@ -1515,21 +1449,7 @@
           <w:rFonts w:cs="Arial" w:ascii="Arial" w:hAnsi="Arial"/>
           <w:color w:val="222222"/>
         </w:rPr>
-        <w:t xml:space="preserve">Assisted in refactoring and expansion of River Function Indicator Questionnaire (RFIQ) to </w:t>
-      </w:r>
-      <w:r>
-        <w:rPr>
-          <w:rFonts w:cs="Arial" w:ascii="Arial" w:hAnsi="Arial"/>
-          <w:color w:val="222222"/>
-        </w:rPr>
-        <w:t xml:space="preserve">a generalized </w:t>
-      </w:r>
-      <w:r>
-        <w:rPr>
-          <w:rFonts w:cs="Arial" w:ascii="Arial" w:hAnsi="Arial"/>
-          <w:color w:val="222222"/>
-        </w:rPr>
-        <w:t xml:space="preserve"> </w:t>
+        <w:t xml:space="preserve">Assisted in refactoring and expanding River Function Indicator Questionnaire (RFIQ) to a generalized  </w:t>
       </w:r>
       <w:hyperlink r:id="rId9">
         <w:r>
@@ -1987,7 +1907,7 @@
         <w:rPr>
           <w:rFonts w:cs="Arial" w:ascii="Arial" w:hAnsi="Arial"/>
         </w:rPr>
-        <w:t>Developed in: VB.NET/ASP.NET, XML, C#, TSQL, System7, SQL, Visual Studio 2015</w:t>
+        <w:t>Developed in: VB.NET / ASP.NET, XML, C#, TSQL, System7, SQL, Visual Studio 2015</w:t>
       </w:r>
     </w:p>
     <w:p>
@@ -2357,7 +2277,7 @@
         <w:rPr>
           <w:rFonts w:cs="Arial" w:ascii="Arial" w:hAnsi="Arial"/>
         </w:rPr>
-        <w:t>Developed in: Javascript, HTML, CSS, PHP, Python, Perl, Linux, MySQL, MSSQL, c-tree</w:t>
+        <w:t>Developed in: JavaScript, HTML, CSS, PHP, Python, Perl, Linux, MySQL, MSSQL, c-tree</w:t>
       </w:r>
     </w:p>
     <w:p>
@@ -2565,8 +2485,25 @@
           <w:sz w:val="20"/>
           <w:szCs w:val="20"/>
         </w:rPr>
-        <w:t xml:space="preserve"> – NN/g Norman Group</w:t>
-        <w:tab/>
+        <w:t xml:space="preserve"> – NN/g </w:t>
+      </w:r>
+      <w:r>
+        <w:rPr>
+          <w:rFonts w:cs="Arial" w:ascii="Arial" w:hAnsi="Arial"/>
+          <w:b w:val="false"/>
+          <w:bCs w:val="false"/>
+          <w:sz w:val="20"/>
+          <w:szCs w:val="20"/>
+          <w:u w:val="none"/>
+        </w:rPr>
+        <w:t>Nielsen Norman Group</w:t>
+      </w:r>
+      <w:r>
+        <w:rPr>
+          <w:rFonts w:cs="Arial" w:ascii="Arial" w:hAnsi="Arial"/>
+          <w:sz w:val="20"/>
+          <w:szCs w:val="20"/>
+        </w:rPr>
         <w:tab/>
         <w:tab/>
         <w:tab/>

--- a/kkb_08052026.docx
+++ b/kkb_08052026.docx
@@ -510,37 +510,14 @@
     <w:p>
       <w:pPr>
         <w:pStyle w:val="Normal"/>
-        <w:rPr/>
-      </w:pPr>
-      <w:r>
-        <w:rPr>
-          <w:rFonts w:cs="Arial" w:ascii="Arial" w:hAnsi="Arial"/>
-          <w:b/>
-          <w:color w:val="222222"/>
-        </w:rPr>
-        <w:t xml:space="preserve">Designed and implemented administrative software system to replace data processing department          </w:t>
-      </w:r>
-      <w:r>
-        <w:rPr>
-          <w:rFonts w:cs="Arial" w:ascii="Arial" w:hAnsi="Arial"/>
-          <w:b/>
-          <w:bCs/>
-          <w:color w:val="222222"/>
-        </w:rPr>
-        <w:t>02/2018</w:t>
-      </w:r>
-    </w:p>
-    <w:p>
-      <w:pPr>
-        <w:pStyle w:val="Normal"/>
-        <w:jc w:val="center"/>
+        <w:jc w:val="left"/>
         <w:rPr>
           <w:rFonts w:ascii="Arial" w:hAnsi="Arial" w:cs="Arial"/>
           <w:b/>
           <w:b/>
           <w:sz w:val="20"/>
           <w:szCs w:val="20"/>
-          <w:u w:val="single"/>
+          <w:u w:val="none"/>
         </w:rPr>
       </w:pPr>
       <w:r>
@@ -549,52 +526,9 @@
           <w:b/>
           <w:sz w:val="20"/>
           <w:szCs w:val="20"/>
-          <w:u w:val="single"/>
-        </w:rPr>
-      </w:r>
-    </w:p>
-    <w:p>
-      <w:pPr>
-        <w:pStyle w:val="Normal"/>
-        <w:rPr/>
-      </w:pPr>
-      <w:r>
-        <w:rPr>
-          <w:rFonts w:cs="Arial" w:ascii="Arial" w:hAnsi="Arial"/>
-          <w:b/>
-          <w:sz w:val="20"/>
-          <w:szCs w:val="20"/>
           <w:u w:val="none"/>
         </w:rPr>
-        <w:t xml:space="preserve">UI / UX Certified in User Experience – </w:t>
-      </w:r>
-      <w:r>
-        <w:rPr>
-          <w:rFonts w:cs="Arial" w:ascii="Arial" w:hAnsi="Arial"/>
-          <w:b w:val="false"/>
-          <w:bCs w:val="false"/>
-          <w:sz w:val="20"/>
-          <w:szCs w:val="20"/>
-          <w:u w:val="none"/>
-        </w:rPr>
-        <w:t>NN/g Nielsen Norman Group</w:t>
-        <w:tab/>
-        <w:tab/>
-        <w:tab/>
-        <w:tab/>
-        <w:tab/>
-        <w:t xml:space="preserve">          </w:t>
-      </w:r>
-      <w:r>
-        <w:rPr>
-          <w:rFonts w:cs="Arial" w:ascii="Arial" w:hAnsi="Arial"/>
-          <w:b/>
-          <w:bCs/>
-          <w:sz w:val="20"/>
-          <w:szCs w:val="20"/>
-          <w:u w:val="none"/>
-        </w:rPr>
-        <w:t>12/2020</w:t>
+        <w:t>Automated publishing workflows from hours of manual work to a single button click, virtually eliminating errors and improving costs</w:t>
       </w:r>
     </w:p>
     <w:p>
@@ -700,7 +634,7 @@
           <w:sz w:val="20"/>
           <w:szCs w:val="20"/>
         </w:rPr>
-        <w:t xml:space="preserve"> Python, JavaScript, SQL, GraphQL, SQLAlchemy, C#, C++, Java, Perl, PHP, HTML5, CSS3, XML, Shell, AWK, Visual Basic, VB.NET</w:t>
+        <w:t xml:space="preserve"> Python, JavaScript, SQL, GraphQL, C#, C++, Java, HTML5, CSS3, XML, Shell, AWK</w:t>
       </w:r>
     </w:p>
     <w:p>
@@ -724,7 +658,7 @@
           <w:sz w:val="20"/>
           <w:szCs w:val="20"/>
         </w:rPr>
-        <w:t xml:space="preserve"> Flask, Vue.js, React, Angular, Bootstrap, jQuery, Mustache, Jinja2, Cypress, Webapp2</w:t>
+        <w:t xml:space="preserve"> Flask, Vue.js, React, SQLAlchemy, Angular, Bootstrap, jQuery, Jinja2, Cypress</w:t>
         <w:br/>
       </w:r>
       <w:r>
@@ -760,7 +694,7 @@
           <w:sz w:val="20"/>
           <w:szCs w:val="20"/>
         </w:rPr>
-        <w:t xml:space="preserve"> PostgreSQL, Oracle, Microsoft SQL Server, MySQL, Informix, Cache, c-tree, Microsoft Access</w:t>
+        <w:t xml:space="preserve"> PostgreSQL, Oracle, Microsoft SQL Server, MySQL, Informix</w:t>
         <w:br/>
       </w:r>
       <w:r>
@@ -778,7 +712,7 @@
           <w:sz w:val="20"/>
           <w:szCs w:val="20"/>
         </w:rPr>
-        <w:t xml:space="preserve"> VS Code, DBVisualizer, Oracle Forms &amp; Reports, Crystal Reports, Jasper Reports, Visual Studio, Swagger, SpectaQL, Sphinx, Vuese</w:t>
+        <w:t xml:space="preserve"> VS Code, DBVisualizer, Visual Studio, Swagger, SpectaQL, Sphinx, Vuese</w:t>
         <w:br/>
       </w:r>
       <w:r>
@@ -796,7 +730,7 @@
           <w:sz w:val="20"/>
           <w:szCs w:val="20"/>
         </w:rPr>
-        <w:t xml:space="preserve"> Drupal, Joomla, WordPress</w:t>
+        <w:t xml:space="preserve"> Drupal</w:t>
         <w:br/>
       </w:r>
       <w:r>
@@ -1353,7 +1287,7 @@
           <w:rFonts w:cs="Arial" w:ascii="Arial" w:hAnsi="Arial"/>
           <w:color w:val="222222"/>
         </w:rPr>
-        <w:t xml:space="preserve">Repurposed NASA's Cumulus Dashboard into the </w:t>
+        <w:t xml:space="preserve">Repurposed NASA's Cumulus Dashboard as the </w:t>
       </w:r>
       <w:hyperlink r:id="rId6">
         <w:r>
@@ -1370,7 +1304,7 @@
           <w:rFonts w:cs="Arial" w:ascii="Arial" w:hAnsi="Arial"/>
           <w:color w:val="222222"/>
         </w:rPr>
-        <w:t xml:space="preserve"> powering my </w:t>
+        <w:t xml:space="preserve"> powering </w:t>
       </w:r>
       <w:hyperlink r:id="rId7">
         <w:r>
@@ -1404,7 +1338,7 @@
           <w:rFonts w:cs="Arial" w:ascii="Arial" w:hAnsi="Arial"/>
           <w:color w:val="222222"/>
         </w:rPr>
-        <w:t xml:space="preserve"> applications (Vue, React) serving all 12 NASA DAACs and all data producers</w:t>
+        <w:t xml:space="preserve"> applications (Vue, React) for all 12 NASA DAACs and all data producers</w:t>
       </w:r>
     </w:p>
     <w:p>
@@ -1507,7 +1441,7 @@
           <w:rFonts w:cs="Arial" w:ascii="Arial" w:hAnsi="Arial"/>
           <w:color w:val="222222"/>
         </w:rPr>
-        <w:t>Was 1 of 3 developers who delivered an Ingest Dashboard for ORNL DAAC ingest operations (MVP live), architected to interface with Earthdata Pub for QA and full automation</w:t>
+        <w:t>Delivered an Ingest Dashboard with a three-developer team for ORNL DAAC ingest operations (MVP live), architected to interface with Earthdata Pub for QA and full automation</w:t>
       </w:r>
     </w:p>
     <w:p>
@@ -1531,7 +1465,7 @@
           <w:rFonts w:cs="Arial" w:ascii="Arial" w:hAnsi="Arial"/>
           <w:color w:val="222222"/>
         </w:rPr>
-        <w:t>Designed automation scripts that reduced manual processing time by 80%</w:t>
+        <w:t>Automated processing workflows, reducing manual processing time by 80%</w:t>
       </w:r>
     </w:p>
     <w:p>
@@ -1555,7 +1489,7 @@
           <w:rFonts w:cs="Arial" w:ascii="Arial" w:hAnsi="Arial"/>
           <w:color w:val="222222"/>
         </w:rPr>
-        <w:t>Refactored sites and scripts from Perl to Python using an efficient templating system</w:t>
+        <w:t>Modernized sites and scripts from Perl to Python using an efficient templating system</w:t>
       </w:r>
     </w:p>
     <w:p>
@@ -1579,7 +1513,7 @@
           <w:rFonts w:cs="Arial" w:ascii="Arial" w:hAnsi="Arial"/>
           <w:color w:val="222222"/>
         </w:rPr>
-        <w:t>Implemented automated unit and end-to-end testing, improving deployment confidence and reducing regression defects</w:t>
+        <w:t>Implemented automated unit and end-to-end testing to improve deployment confidence and reduce regression defects</w:t>
       </w:r>
     </w:p>
     <w:p>
@@ -1603,7 +1537,7 @@
           <w:rFonts w:cs="Arial" w:ascii="Arial" w:hAnsi="Arial"/>
           <w:color w:val="222222"/>
         </w:rPr>
-        <w:t>Implemented metadata import/export pipelines supporting multiple formats and standards</w:t>
+        <w:t>Built metadata import/export pipelines supporting multiple formats and standards</w:t>
       </w:r>
     </w:p>
     <w:p>
@@ -1632,17 +1566,15 @@
     </w:p>
     <w:p>
       <w:pPr>
-        <w:pStyle w:val="ListParagraph"/>
+        <w:pStyle w:val="Normal"/>
         <w:rPr>
           <w:rFonts w:ascii="Arial" w:hAnsi="Arial" w:cs="Arial"/>
-          <w:color w:val="222222"/>
-        </w:rPr>
-      </w:pPr>
-      <w:r>
-        <w:rPr>
-          <w:rFonts w:cs="Arial" w:ascii="Arial" w:hAnsi="Arial"/>
-          <w:color w:val="222222"/>
-        </w:rPr>
+          <w:b/>
+          <w:b/>
+        </w:rPr>
+      </w:pPr>
+      <w:r>
+        <w:rPr/>
       </w:r>
     </w:p>
     <w:p>
@@ -1730,7 +1662,7 @@
           <w:rFonts w:cs="Arial" w:ascii="Arial" w:hAnsi="Arial"/>
           <w:color w:val="222222"/>
         </w:rPr>
-        <w:t>Designed and implemented administrative software system to replace the entire data processing department</w:t>
+        <w:t>Automated publishing workflows from hours of manual work to a single button click, virtually eliminating errors and improving costs</w:t>
       </w:r>
     </w:p>
     <w:p>
@@ -1754,7 +1686,7 @@
           <w:rFonts w:cs="Arial" w:ascii="Arial" w:hAnsi="Arial"/>
           <w:color w:val="222222"/>
         </w:rPr>
-        <w:t>Automated publishing workflows, reducing hours of manual work to a single button click while virtually eliminating errors and improving company costs</w:t>
+        <w:t>Standardized data across multiple formats through automated import/export pipelines</w:t>
       </w:r>
     </w:p>
     <w:p>
@@ -1778,7 +1710,7 @@
           <w:rFonts w:cs="Arial" w:ascii="Arial" w:hAnsi="Arial"/>
           <w:color w:val="222222"/>
         </w:rPr>
-        <w:t>Standardized data across multiple formats via automated import/export pipelines</w:t>
+        <w:t>Automated tasks via scripts across multiple environments and languages</w:t>
       </w:r>
     </w:p>
     <w:p>
@@ -1802,7 +1734,88 @@
           <w:rFonts w:cs="Arial" w:ascii="Arial" w:hAnsi="Arial"/>
           <w:color w:val="222222"/>
         </w:rPr>
-        <w:t>Automated tasks via scripts across multiple environments and languages</w:t>
+        <w:t>Maintained and enhanced custom, publication, and company web platforms with feature and framework improvements</w:t>
+      </w:r>
+    </w:p>
+    <w:p>
+      <w:pPr>
+        <w:pStyle w:val="Normal"/>
+        <w:rPr/>
+      </w:pPr>
+      <w:r>
+        <w:rPr/>
+      </w:r>
+    </w:p>
+    <w:p>
+      <w:pPr>
+        <w:pStyle w:val="Normal"/>
+        <w:rPr/>
+      </w:pPr>
+      <w:r>
+        <w:rPr>
+          <w:rFonts w:cs="Arial" w:ascii="Arial" w:hAnsi="Arial"/>
+          <w:b/>
+        </w:rPr>
+        <w:t xml:space="preserve">LIBERA, INC. </w:t>
+      </w:r>
+      <w:r>
+        <w:rPr>
+          <w:rFonts w:cs="Arial" w:ascii="Arial" w:hAnsi="Arial"/>
+        </w:rPr>
+        <w:t>– Knoxville, TN</w:t>
+        <w:tab/>
+        <w:tab/>
+        <w:tab/>
+        <w:tab/>
+        <w:tab/>
+        <w:tab/>
+        <w:tab/>
+        <w:tab/>
+        <w:tab/>
+        <w:t xml:space="preserve">         </w:t>
+        <w:tab/>
+      </w:r>
+      <w:r>
+        <w:rPr>
+          <w:rFonts w:cs="Arial" w:ascii="Arial" w:hAnsi="Arial"/>
+          <w:b/>
+        </w:rPr>
+        <w:t>10/15 – 07/16</w:t>
+      </w:r>
+    </w:p>
+    <w:p>
+      <w:pPr>
+        <w:pStyle w:val="Normal"/>
+        <w:rPr>
+          <w:rFonts w:ascii="Arial" w:hAnsi="Arial" w:cs="Arial"/>
+          <w:i/>
+          <w:i/>
+        </w:rPr>
+      </w:pPr>
+      <w:r>
+        <w:rPr>
+          <w:rFonts w:cs="Arial" w:ascii="Arial" w:hAnsi="Arial"/>
+          <w:i/>
+        </w:rPr>
+        <w:t>Web Application Developer</w:t>
+      </w:r>
+    </w:p>
+    <w:p>
+      <w:pPr>
+        <w:pStyle w:val="Normal"/>
+        <w:tabs>
+          <w:tab w:val="clear" w:pos="720"/>
+          <w:tab w:val="left" w:pos="2520" w:leader="none"/>
+        </w:tabs>
+        <w:rPr>
+          <w:rFonts w:ascii="Arial" w:hAnsi="Arial" w:cs="Arial"/>
+        </w:rPr>
+      </w:pPr>
+      <w:r>
+        <w:rPr>
+          <w:rFonts w:cs="Arial" w:ascii="Arial" w:hAnsi="Arial"/>
+        </w:rPr>
+        <w:t>Developed in: VB.NET / ASP.NET, XML, C#, TSQL, System7, SQL, Visual Studio 2015</w:t>
       </w:r>
     </w:p>
     <w:p>
@@ -1826,112 +1839,7 @@
           <w:rFonts w:cs="Arial" w:ascii="Arial" w:hAnsi="Arial"/>
           <w:color w:val="222222"/>
         </w:rPr>
-        <w:t>Maintained and enhanced custom, publication, and company web platforms with feature and framework improvements</w:t>
-      </w:r>
-    </w:p>
-    <w:p>
-      <w:pPr>
-        <w:pStyle w:val="Normal"/>
-        <w:rPr/>
-      </w:pPr>
-      <w:r>
-        <w:rPr/>
-      </w:r>
-    </w:p>
-    <w:p>
-      <w:pPr>
-        <w:pStyle w:val="Normal"/>
-        <w:rPr/>
-      </w:pPr>
-      <w:r>
-        <w:rPr>
-          <w:rFonts w:cs="Arial" w:ascii="Arial" w:hAnsi="Arial"/>
-          <w:b/>
-        </w:rPr>
-        <w:t xml:space="preserve">LIBERA, INC. </w:t>
-      </w:r>
-      <w:r>
-        <w:rPr>
-          <w:rFonts w:cs="Arial" w:ascii="Arial" w:hAnsi="Arial"/>
-        </w:rPr>
-        <w:t>– Knoxville, TN</w:t>
-        <w:tab/>
-        <w:tab/>
-        <w:tab/>
-        <w:tab/>
-        <w:tab/>
-        <w:tab/>
-        <w:tab/>
-        <w:tab/>
-        <w:tab/>
-        <w:t xml:space="preserve">         </w:t>
-        <w:tab/>
-      </w:r>
-      <w:r>
-        <w:rPr>
-          <w:rFonts w:cs="Arial" w:ascii="Arial" w:hAnsi="Arial"/>
-          <w:b/>
-        </w:rPr>
-        <w:t>10/15 – 07/16</w:t>
-      </w:r>
-    </w:p>
-    <w:p>
-      <w:pPr>
-        <w:pStyle w:val="Normal"/>
-        <w:rPr>
-          <w:rFonts w:ascii="Arial" w:hAnsi="Arial" w:cs="Arial"/>
-          <w:i/>
-          <w:i/>
-        </w:rPr>
-      </w:pPr>
-      <w:r>
-        <w:rPr>
-          <w:rFonts w:cs="Arial" w:ascii="Arial" w:hAnsi="Arial"/>
-          <w:i/>
-        </w:rPr>
-        <w:t>Web Application Programmer</w:t>
-      </w:r>
-    </w:p>
-    <w:p>
-      <w:pPr>
-        <w:pStyle w:val="Normal"/>
-        <w:tabs>
-          <w:tab w:val="clear" w:pos="720"/>
-          <w:tab w:val="left" w:pos="2520" w:leader="none"/>
-        </w:tabs>
-        <w:rPr>
-          <w:rFonts w:ascii="Arial" w:hAnsi="Arial" w:cs="Arial"/>
-        </w:rPr>
-      </w:pPr>
-      <w:r>
-        <w:rPr>
-          <w:rFonts w:cs="Arial" w:ascii="Arial" w:hAnsi="Arial"/>
-        </w:rPr>
-        <w:t>Developed in: VB.NET / ASP.NET, XML, C#, TSQL, System7, SQL, Visual Studio 2015</w:t>
-      </w:r>
-    </w:p>
-    <w:p>
-      <w:pPr>
-        <w:pStyle w:val="Normal"/>
-        <w:numPr>
-          <w:ilvl w:val="0"/>
-          <w:numId w:val="2"/>
-        </w:numPr>
-        <w:tabs>
-          <w:tab w:val="left" w:pos="720" w:leader="none"/>
-        </w:tabs>
-        <w:ind w:left="1080" w:right="0" w:hanging="360"/>
-        <w:rPr>
-          <w:rFonts w:ascii="Arial" w:hAnsi="Arial" w:cs="Arial"/>
-          <w:color w:val="222222"/>
-        </w:rPr>
-      </w:pPr>
-      <w:r>
-        <w:rPr>
-          <w:rFonts w:cs="Arial" w:ascii="Arial" w:hAnsi="Arial"/>
-          <w:color w:val="222222"/>
-        </w:rPr>
-        <w:t>Implemented Vocational Rehabilitation program updates affecting all agencies statewide</w:t>
+        <w:t>Implemented statewide Vocational Rehabilitation program updates affecting all agencies</w:t>
       </w:r>
     </w:p>
     <w:p>
@@ -5531,6 +5439,13 @@
       <w:iCs/>
     </w:rPr>
   </w:style>
+  <w:style w:type="character" w:styleId="SourceText">
+    <w:name w:val="Source Text"/>
+    <w:qFormat/>
+    <w:rPr>
+      <w:rFonts w:ascii="Liberation Mono" w:hAnsi="Liberation Mono" w:eastAsia="Noto Sans Mono CJK SC" w:cs="Liberation Mono"/>
+    </w:rPr>
+  </w:style>
   <w:style w:type="paragraph" w:styleId="Heading">
     <w:name w:val="Heading"/>
     <w:basedOn w:val="Normal"/>
@@ -5818,6 +5733,19 @@
     </w:pPr>
     <w:rPr/>
   </w:style>
+  <w:style w:type="paragraph" w:styleId="PreformattedText">
+    <w:name w:val="Preformatted Text"/>
+    <w:basedOn w:val="Normal"/>
+    <w:qFormat/>
+    <w:pPr>
+      <w:spacing w:before="0" w:after="0"/>
+    </w:pPr>
+    <w:rPr>
+      <w:rFonts w:ascii="Liberation Mono" w:hAnsi="Liberation Mono" w:eastAsia="Noto Sans Mono CJK SC" w:cs="Liberation Mono"/>
+      <w:sz w:val="20"/>
+      <w:szCs w:val="20"/>
+    </w:rPr>
+  </w:style>
   <w:style w:type="numbering" w:styleId="WW8Num1">
     <w:name w:val="WW8Num1"/>
     <w:qFormat/>

--- a/kkb_08052026.docx
+++ b/kkb_08052026.docx
@@ -564,13 +564,13 @@
           <w:rFonts w:cs="Arial" w:ascii="Arial" w:hAnsi="Arial"/>
           <w:b/>
         </w:rPr>
-        <w:t>Contributed to ONC Stage 1 and Stage 2 Electronic Health Record Certification</w:t>
-      </w:r>
-      <w:r>
-        <w:rPr>
-          <w:rFonts w:cs="Arial" w:ascii="Arial" w:hAnsi="Arial"/>
-        </w:rPr>
-        <w:t>: Electronic Health Record Software Certification - 1 of 3 developers assigned</w:t>
+        <w:t>Contributed to ONC Stage 1 and Stage 2 Electronic Health Record certification as one of three assigned developers.</w:t>
+      </w:r>
+      <w:r>
+        <w:rPr>
+          <w:rFonts w:cs="Arial" w:ascii="Arial" w:hAnsi="Arial"/>
+        </w:rPr>
+        <w:t/>
       </w:r>
       <w:r>
         <w:rPr>
@@ -2205,6 +2205,25 @@
           <w:rFonts w:cs="Arial" w:ascii="Arial" w:hAnsi="Arial"/>
         </w:rPr>
         <w:t>Indirectly led other EHR programmers on client-facing clinical software projects</w:t>
+      </w:r>
+    </w:p>
+    <w:p>
+      <w:pPr>
+        <w:pStyle w:val="Normal"/>
+        <w:numPr>
+          <w:ilvl w:val="0"/>
+          <w:numId w:val="3"/>
+        </w:numPr>
+        <w:ind w:left="1080" w:right="0" w:hanging="360"/>
+        <w:rPr>
+          <w:rFonts w:ascii="Arial" w:hAnsi="Arial" w:cs="Arial"/>
+        </w:rPr>
+      </w:pPr>
+      <w:r>
+        <w:rPr>
+          <w:rFonts w:cs="Arial" w:ascii="Arial" w:hAnsi="Arial"/>
+        </w:rPr>
+        <w:t>Contributed to ONC Stage 1 and Stage 2 Electronic Health Record certification as one of three assigned developers.</w:t>
       </w:r>
     </w:p>
     <w:p>

--- a/kkb_08052026.docx
+++ b/kkb_08052026.docx
@@ -749,6 +749,42 @@
           <w:szCs w:val="20"/>
         </w:rPr>
         <w:t xml:space="preserve"> Cline, DUO AI, GitHub Copilot</w:t>
+        <w:br/>
+      </w:r>
+      <w:r>
+        <w:rPr>
+          <w:rStyle w:val="StrongEmphasis"/>
+          <w:rFonts w:cs="Arial"/>
+          <w:sz w:val="20"/>
+          <w:szCs w:val="20"/>
+        </w:rPr>
+        <w:t>Accessibility:</w:t>
+      </w:r>
+      <w:r>
+        <w:rPr>
+          <w:rFonts w:cs="Arial"/>
+          <w:sz w:val="20"/>
+          <w:szCs w:val="20"/>
+        </w:rPr>
+        <w:t xml:space="preserve"> Accessibility-minded front-end development</w:t>
+        <w:br/>
+      </w:r>
+      <w:r>
+        <w:rPr>
+          <w:rStyle w:val="StrongEmphasis"/>
+          <w:rFonts w:cs="Arial"/>
+          <w:sz w:val="20"/>
+          <w:szCs w:val="20"/>
+        </w:rPr>
+        <w:t>JavaScript Assessment:</w:t>
+      </w:r>
+      <w:r>
+        <w:rPr>
+          <w:rFonts w:cs="Arial"/>
+          <w:sz w:val="20"/>
+          <w:szCs w:val="20"/>
+        </w:rPr>
+        <w:t xml:space="preserve"> LinkedIn Skill Assessment — Expert</w:t>
         <w:br/>
       </w:r>
       <w:r>

--- a/kkb_08052026.docx
+++ b/kkb_08052026.docx
@@ -225,7 +225,7 @@
           <w:szCs w:val="20"/>
           <w:u w:val="none"/>
         </w:rPr>
-        <w:t>Sole architect and lead developer of NASA Earthdata Pub Overview and Forms applications used by all 12 NASA DAACs and all Data Producers. Official NASA "Inventor" of Earthdata Pub (NASA Case No. GSC-18, 612-1).</w:t>
+        <w:t>Sole architect and lead developer of NASA Earthdata Pub Overview and Forms applications used by all 12 NASA DAACs and all Data Producers. Official NASA “Inventor” of Earthdata Pub (NASA Case No. GSC-18, 612-1).</w:t>
         <w:br/>
       </w:r>
       <w:r>
@@ -1332,7 +1332,7 @@
             <w:rFonts w:cs="Arial" w:ascii="Arial" w:hAnsi="Arial"/>
             <w:color w:val="222222"/>
           </w:rPr>
-          <w:t>NASA’s Earthdata Pub Dashboard</w:t>
+          <w:t>NASA's Earthdata Pub Dashboard</w:t>
         </w:r>
       </w:hyperlink>
       <w:r>
@@ -1374,7 +1374,7 @@
           <w:rFonts w:cs="Arial" w:ascii="Arial" w:hAnsi="Arial"/>
           <w:color w:val="222222"/>
         </w:rPr>
-        <w:t xml:space="preserve"> applications (Vue, React) for all 12 NASA DAACs and all data producers</w:t>
+        <w:t xml:space="preserve"> applications (Vue, React) for all 12 NASA DAACs and all Data Producers</w:t>
       </w:r>
     </w:p>
     <w:p>
